--- a/public/sample-fixtures/ABC_Transportation_Client_Questionnaire.docx
+++ b/public/sample-fixtures/ABC_Transportation_Client_Questionnaire.docx
@@ -16,293 +16,6 @@
       </w:pPr>
       <w:r>
         <w:t xml:space="preserve">Applicant Information</w:t>
-      </w:r>
-    </w:p>
-    <w:p>
-      <w:pPr>
-        <w:spacing w:after="120"/>
-      </w:pPr>
-      <w:r>
-        <w:rPr>
-          <w:b/>
-          <w:bCs/>
-        </w:rPr>
-        <w:t xml:space="preserve">Named Insured: </w:t>
-      </w:r>
-      <w:r>
-        <w:t xml:space="preserve">ABC Transportation LLC</w:t>
-      </w:r>
-    </w:p>
-    <w:p>
-      <w:pPr>
-        <w:spacing w:after="120"/>
-      </w:pPr>
-      <w:r>
-        <w:rPr>
-          <w:b/>
-          <w:bCs/>
-        </w:rPr>
-        <w:t xml:space="preserve">Legal Entity: </w:t>
-      </w:r>
-      <w:r>
-        <w:t xml:space="preserve">Limited Liability Company</w:t>
-      </w:r>
-    </w:p>
-    <w:p>
-      <w:pPr>
-        <w:spacing w:after="120"/>
-      </w:pPr>
-      <w:r>
-        <w:rPr>
-          <w:b/>
-          <w:bCs/>
-        </w:rPr>
-        <w:t xml:space="preserve">Mailing Address: </w:t>
-      </w:r>
-      <w:r>
-        <w:t xml:space="preserve">4100 Freight Way, Dallas, TX 75201</w:t>
-      </w:r>
-    </w:p>
-    <w:p>
-      <w:pPr>
-        <w:spacing w:after="120"/>
-      </w:pPr>
-      <w:r>
-        <w:rPr>
-          <w:b/>
-          <w:bCs/>
-        </w:rPr>
-        <w:t xml:space="preserve">Domicile State: </w:t>
-      </w:r>
-      <w:r>
-        <w:t xml:space="preserve">TX</w:t>
-      </w:r>
-    </w:p>
-    <w:p>
-      <w:pPr>
-        <w:spacing w:after="120"/>
-      </w:pPr>
-      <w:r>
-        <w:rPr>
-          <w:b/>
-          <w:bCs/>
-        </w:rPr>
-        <w:t xml:space="preserve">Years in Business: </w:t>
-      </w:r>
-      <w:r>
-        <w:t xml:space="preserve">11</w:t>
-      </w:r>
-    </w:p>
-    <w:p>
-      <w:pPr>
-        <w:spacing w:after="120"/>
-      </w:pPr>
-      <w:r>
-        <w:rPr>
-          <w:b/>
-          <w:bCs/>
-        </w:rPr>
-        <w:t xml:space="preserve">Annual Revenue: </w:t>
-      </w:r>
-      <w:r>
-        <w:t xml:space="preserve">$5,200,000</w:t>
-      </w:r>
-    </w:p>
-    <w:p>
-      <w:pPr>
-        <w:spacing w:after="120"/>
-      </w:pPr>
-      <w:r>
-        <w:rPr>
-          <w:b/>
-          <w:bCs/>
-        </w:rPr>
-        <w:t xml:space="preserve">Description of Operations: </w:t>
-      </w:r>
-      <w:r>
-        <w:t xml:space="preserve">Long-haul dry van trucking transporting general freight for regional distributors.</w:t>
-      </w:r>
-    </w:p>
-    <w:p>
-      <w:pPr>
-        <w:pStyle w:val="Heading2"/>
-      </w:pPr>
-      <w:r>
-        <w:t xml:space="preserve">Operations</w:t>
-      </w:r>
-    </w:p>
-    <w:p>
-      <w:pPr>
-        <w:spacing w:after="120"/>
-      </w:pPr>
-      <w:r>
-        <w:rPr>
-          <w:b/>
-          <w:bCs/>
-        </w:rPr>
-        <w:t xml:space="preserve">USDOT Number: </w:t>
-      </w:r>
-      <w:r>
-        <w:t xml:space="preserve">1234567</w:t>
-      </w:r>
-    </w:p>
-    <w:p>
-      <w:pPr>
-        <w:spacing w:after="120"/>
-      </w:pPr>
-      <w:r>
-        <w:rPr>
-          <w:b/>
-          <w:bCs/>
-        </w:rPr>
-        <w:t xml:space="preserve">MC Number: </w:t>
-      </w:r>
-      <w:r>
-        <w:t xml:space="preserve">765432</w:t>
-      </w:r>
-    </w:p>
-    <w:p>
-      <w:pPr>
-        <w:spacing w:after="120"/>
-      </w:pPr>
-      <w:r>
-        <w:rPr>
-          <w:b/>
-          <w:bCs/>
-        </w:rPr>
-        <w:t xml:space="preserve">Number of Power Units: </w:t>
-      </w:r>
-      <w:r>
-        <w:t xml:space="preserve">24</w:t>
-      </w:r>
-    </w:p>
-    <w:p>
-      <w:pPr>
-        <w:spacing w:after="120"/>
-      </w:pPr>
-      <w:r>
-        <w:rPr>
-          <w:b/>
-          <w:bCs/>
-        </w:rPr>
-        <w:t xml:space="preserve">States of Operation: </w:t>
-      </w:r>
-      <w:r>
-        <w:t xml:space="preserve">TX, OK, AR, LA</w:t>
-      </w:r>
-    </w:p>
-    <w:p>
-      <w:pPr>
-        <w:spacing w:after="120"/>
-      </w:pPr>
-      <w:r>
-        <w:rPr>
-          <w:b/>
-          <w:bCs/>
-        </w:rPr>
-        <w:t xml:space="preserve">Operating Radius: </w:t>
-      </w:r>
-      <w:r>
-        <w:t xml:space="preserve">500 miles</w:t>
-      </w:r>
-    </w:p>
-    <w:p>
-      <w:pPr>
-        <w:spacing w:after="120"/>
-      </w:pPr>
-      <w:r>
-        <w:rPr>
-          <w:b/>
-          <w:bCs/>
-        </w:rPr>
-        <w:t xml:space="preserve">Commodities Hauled: </w:t>
-      </w:r>
-      <w:r>
-        <w:t xml:space="preserve">General Freight</w:t>
-      </w:r>
-    </w:p>
-    <w:p>
-      <w:pPr>
-        <w:spacing w:after="120"/>
-      </w:pPr>
-      <w:r>
-        <w:rPr>
-          <w:b/>
-          <w:bCs/>
-        </w:rPr>
-        <w:t xml:space="preserve">Telematics: </w:t>
-      </w:r>
-      <w:r>
-        <w:t xml:space="preserve">Yes</w:t>
-      </w:r>
-    </w:p>
-    <w:p>
-      <w:pPr>
-        <w:spacing w:after="120"/>
-      </w:pPr>
-      <w:r>
-        <w:rPr>
-          <w:b/>
-          <w:bCs/>
-        </w:rPr>
-        <w:t xml:space="preserve">Dashcams: </w:t>
-      </w:r>
-      <w:r>
-        <w:t xml:space="preserve">Yes</w:t>
-      </w:r>
-    </w:p>
-    <w:p>
-      <w:pPr>
-        <w:spacing w:after="120"/>
-      </w:pPr>
-      <w:r>
-        <w:rPr>
-          <w:b/>
-          <w:bCs/>
-        </w:rPr>
-        <w:t xml:space="preserve">Number of Drivers: </w:t>
-      </w:r>
-      <w:r>
-        <w:t xml:space="preserve">26</w:t>
-      </w:r>
-    </w:p>
-    <w:p>
-      <w:pPr>
-        <w:spacing w:after="120"/>
-      </w:pPr>
-      <w:r>
-        <w:rPr>
-          <w:b/>
-          <w:bCs/>
-        </w:rPr>
-        <w:t xml:space="preserve">Minimum Driver Age: </w:t>
-      </w:r>
-      <w:r>
-        <w:t xml:space="preserve">23</w:t>
-      </w:r>
-    </w:p>
-    <w:p>
-      <w:pPr>
-        <w:spacing w:after="120"/>
-      </w:pPr>
-      <w:r>
-        <w:rPr>
-          <w:b/>
-          <w:bCs/>
-        </w:rPr>
-        <w:t xml:space="preserve">Minimum Driver Experience (years): </w:t>
-      </w:r>
-      <w:r>
-        <w:t xml:space="preserve">2</w:t>
-      </w:r>
-    </w:p>
-    <w:p>
-      <w:pPr>
-        <w:pStyle w:val="Heading2"/>
-        <w:spacing w:before="200"/>
-      </w:pPr>
-      <w:r>
-        <w:t xml:space="preserve">Coverage Requested</w:t>
       </w:r>
     </w:p>
     <w:tbl>
@@ -325,22 +38,14 @@
         <w:tc>
           <w:p>
             <w:r>
-              <w:rPr>
-                <w:b/>
-                <w:bCs/>
-              </w:rPr>
-              <w:t xml:space="preserve">Coverage</w:t>
+              <w:t xml:space="preserve">Company</w:t>
             </w:r>
           </w:p>
         </w:tc>
         <w:tc>
           <w:p>
             <w:r>
-              <w:rPr>
-                <w:b/>
-                <w:bCs/>
-              </w:rPr>
-              <w:t xml:space="preserve">Requested Limit</w:t>
+              <w:t xml:space="preserve">ABC Transportation LLC</w:t>
             </w:r>
           </w:p>
         </w:tc>
@@ -349,14 +54,14 @@
         <w:tc>
           <w:p>
             <w:r>
-              <w:t xml:space="preserve">Auto Liability</w:t>
+              <w:t xml:space="preserve">Address</w:t>
             </w:r>
           </w:p>
         </w:tc>
         <w:tc>
           <w:p>
             <w:r>
-              <w:t xml:space="preserve">1,000,000</w:t>
+              <w:t xml:space="preserve">4100 Freight Way, Dallas, TX 75201</w:t>
             </w:r>
           </w:p>
         </w:tc>
@@ -365,14 +70,14 @@
         <w:tc>
           <w:p>
             <w:r>
-              <w:t xml:space="preserve">Motor Truck Cargo</w:t>
+              <w:t xml:space="preserve">State</w:t>
             </w:r>
           </w:p>
         </w:tc>
         <w:tc>
           <w:p>
             <w:r>
-              <w:t xml:space="preserve">100,000</w:t>
+              <w:t xml:space="preserve">Texas</w:t>
             </w:r>
           </w:p>
         </w:tc>
@@ -381,35 +86,266 @@
         <w:tc>
           <w:p>
             <w:r>
-              <w:t xml:space="preserve">Physical Damage</w:t>
+              <w:t xml:space="preserve">States Operated</w:t>
             </w:r>
           </w:p>
         </w:tc>
         <w:tc>
           <w:p>
             <w:r>
-              <w:t xml:space="preserve">250,000</w:t>
-            </w:r>
-          </w:p>
-        </w:tc>
-      </w:tr>
-      <w:tr>
-        <w:tc>
-          <w:p>
-            <w:r>
-              <w:t xml:space="preserve">General Liability</w:t>
-            </w:r>
-          </w:p>
-        </w:tc>
-        <w:tc>
-          <w:p>
-            <w:r>
-              <w:t xml:space="preserve">1,000,000</w:t>
+              <w:t xml:space="preserve">TX, OK, AR, LA</w:t>
             </w:r>
           </w:p>
         </w:tc>
       </w:tr>
     </w:tbl>
+    <w:p>
+      <w:pPr>
+        <w:spacing w:before="160"/>
+      </w:pPr>
+    </w:p>
+    <w:p>
+      <w:pPr>
+        <w:spacing w:after="120"/>
+      </w:pPr>
+      <w:r>
+        <w:rPr>
+          <w:b/>
+          <w:bCs/>
+        </w:rPr>
+        <w:t xml:space="preserve">Legal Entity: </w:t>
+      </w:r>
+      <w:r>
+        <w:t xml:space="preserve">Limited Liability Company</w:t>
+      </w:r>
+    </w:p>
+    <w:p>
+      <w:pPr>
+        <w:spacing w:after="120"/>
+      </w:pPr>
+      <w:r>
+        <w:rPr>
+          <w:b/>
+          <w:bCs/>
+        </w:rPr>
+        <w:t xml:space="preserve">Years in Business: </w:t>
+      </w:r>
+      <w:r>
+        <w:t xml:space="preserve">11</w:t>
+      </w:r>
+    </w:p>
+    <w:p>
+      <w:pPr>
+        <w:spacing w:after="120"/>
+      </w:pPr>
+      <w:r>
+        <w:rPr>
+          <w:b/>
+          <w:bCs/>
+        </w:rPr>
+        <w:t xml:space="preserve">Annual Revenue: </w:t>
+      </w:r>
+      <w:r>
+        <w:t xml:space="preserve">$5,200,000</w:t>
+      </w:r>
+    </w:p>
+    <w:p>
+      <w:pPr>
+        <w:spacing w:after="120"/>
+      </w:pPr>
+      <w:r>
+        <w:rPr>
+          <w:b/>
+          <w:bCs/>
+        </w:rPr>
+        <w:t xml:space="preserve">Description of Operations: </w:t>
+      </w:r>
+      <w:r>
+        <w:t xml:space="preserve">Long-haul dry van trucking transporting general freight for regional distributors.</w:t>
+      </w:r>
+    </w:p>
+    <w:p>
+      <w:pPr>
+        <w:pStyle w:val="Heading2"/>
+      </w:pPr>
+      <w:r>
+        <w:t xml:space="preserve">Operations</w:t>
+      </w:r>
+    </w:p>
+    <w:p>
+      <w:pPr>
+        <w:spacing w:after="120"/>
+      </w:pPr>
+      <w:r>
+        <w:rPr>
+          <w:b/>
+          <w:bCs/>
+        </w:rPr>
+        <w:t xml:space="preserve">USDOT Number: </w:t>
+      </w:r>
+      <w:r>
+        <w:t xml:space="preserve">1234567</w:t>
+      </w:r>
+    </w:p>
+    <w:p>
+      <w:pPr>
+        <w:spacing w:after="120"/>
+      </w:pPr>
+      <w:r>
+        <w:rPr>
+          <w:b/>
+          <w:bCs/>
+        </w:rPr>
+        <w:t xml:space="preserve">MC Number: </w:t>
+      </w:r>
+      <w:r>
+        <w:t xml:space="preserve">765432</w:t>
+      </w:r>
+    </w:p>
+    <w:p>
+      <w:pPr>
+        <w:spacing w:after="120"/>
+      </w:pPr>
+      <w:r>
+        <w:rPr>
+          <w:b/>
+          <w:bCs/>
+        </w:rPr>
+        <w:t xml:space="preserve">Number of Power Units: </w:t>
+      </w:r>
+      <w:r>
+        <w:t xml:space="preserve">24</w:t>
+      </w:r>
+    </w:p>
+    <w:p>
+      <w:pPr>
+        <w:spacing w:after="120"/>
+      </w:pPr>
+      <w:r>
+        <w:rPr>
+          <w:b/>
+          <w:bCs/>
+        </w:rPr>
+        <w:t xml:space="preserve">Operating Radius: </w:t>
+      </w:r>
+      <w:r>
+        <w:t xml:space="preserve">500 miles</w:t>
+      </w:r>
+    </w:p>
+    <w:p>
+      <w:pPr>
+        <w:spacing w:after="120"/>
+      </w:pPr>
+      <w:r>
+        <w:rPr>
+          <w:b/>
+          <w:bCs/>
+        </w:rPr>
+        <w:t xml:space="preserve">Commodities Hauled: </w:t>
+      </w:r>
+      <w:r>
+        <w:t xml:space="preserve">General Freight</w:t>
+      </w:r>
+    </w:p>
+    <w:p>
+      <w:pPr>
+        <w:spacing w:after="120"/>
+      </w:pPr>
+      <w:r>
+        <w:rPr>
+          <w:b/>
+          <w:bCs/>
+        </w:rPr>
+        <w:t xml:space="preserve">Telematics: </w:t>
+      </w:r>
+      <w:r>
+        <w:t xml:space="preserve">Yes</w:t>
+      </w:r>
+    </w:p>
+    <w:p>
+      <w:pPr>
+        <w:spacing w:after="120"/>
+      </w:pPr>
+      <w:r>
+        <w:rPr>
+          <w:b/>
+          <w:bCs/>
+        </w:rPr>
+        <w:t xml:space="preserve">Dashcams: </w:t>
+      </w:r>
+      <w:r>
+        <w:t xml:space="preserve">Yes</w:t>
+      </w:r>
+    </w:p>
+    <w:p>
+      <w:pPr>
+        <w:spacing w:after="120"/>
+      </w:pPr>
+      <w:r>
+        <w:rPr>
+          <w:b/>
+          <w:bCs/>
+        </w:rPr>
+        <w:t xml:space="preserve">Number of Drivers: </w:t>
+      </w:r>
+      <w:r>
+        <w:t xml:space="preserve">26</w:t>
+      </w:r>
+    </w:p>
+    <w:p>
+      <w:pPr>
+        <w:spacing w:after="120"/>
+      </w:pPr>
+      <w:r>
+        <w:rPr>
+          <w:b/>
+          <w:bCs/>
+        </w:rPr>
+        <w:t xml:space="preserve">Minimum Driver Age: </w:t>
+      </w:r>
+      <w:r>
+        <w:t xml:space="preserve">23</w:t>
+      </w:r>
+    </w:p>
+    <w:p>
+      <w:pPr>
+        <w:spacing w:after="120"/>
+      </w:pPr>
+      <w:r>
+        <w:rPr>
+          <w:b/>
+          <w:bCs/>
+        </w:rPr>
+        <w:t xml:space="preserve">Minimum Driver Experience (years): </w:t>
+      </w:r>
+      <w:r>
+        <w:t xml:space="preserve">2</w:t>
+      </w:r>
+    </w:p>
+    <w:p>
+      <w:pPr>
+        <w:pStyle w:val="Heading2"/>
+        <w:spacing w:before="200"/>
+      </w:pPr>
+      <w:r>
+        <w:t xml:space="preserve">Coverage</w:t>
+      </w:r>
+    </w:p>
+    <w:p>
+      <w:pPr>
+        <w:spacing w:after="120"/>
+      </w:pPr>
+      <w:r>
+        <w:rPr>
+          <w:b/>
+          <w:bCs/>
+        </w:rPr>
+        <w:t xml:space="preserve">Desired Coverage: </w:t>
+      </w:r>
+      <w:r>
+        <w:t xml:space="preserve">Auto Liability, Cargo, Physical Damage</w:t>
+      </w:r>
+    </w:p>
     <w:sectPr>
       <w:pgSz w:w="11906" w:h="16838" w:orient="portrait"/>
       <w:pgMar w:top="1440" w:right="1440" w:bottom="1440" w:left="1440" w:header="708" w:footer="708" w:gutter="0"/>
